--- a/livrables/lecons/2026-09-12_lecon-placement-financier_14_gestion-libre-pilotee-mandat-arbitrage.docx
+++ b/livrables/lecons/2026-09-12_lecon-placement-financier_14_gestion-libre-pilotee-mandat-arbitrage.docx
@@ -305,7 +305,7 @@
           <w:sz w:val="22"/>
           <w:szCs w:val="22"/>
         </w:rPr>
-        <w:t xml:space="preserve">Cadre légal : l'article 35 de la loi Industrie verte (loi n° 2023-973 du 23 octobre 2023) encadre les mandats d'arbitrage dans les contrats d'assurance-vie depuis le 24 octobre 2024. L'AMF a annoncé le 31 mai 2026 que les commissions de mouvement (prélevées à chaque opération d'achat ou de vente dans le cadre du mandat) seront interdites pour les nouveaux mandats à partir du 1er janvier 2027.</w:t>
+        <w:t xml:space="preserve">Cadre légal : l'article 35 de la loi Industrie verte (loi n° 2023-973 du 23 octobre 2023) encadre les mandats d'arbitrage dans les contrats d'assurance-vie depuis le 24 octobre 2024. L'AMF a annoncé le 4 avril 2025 que les commissions de mouvement (prélevées à chaque opération d'achat ou de vente dans le cadre du mandat) seront interdites pour les nouveaux mandats à partir du 1er janvier 2027.</w:t>
       </w:r>
     </w:p>
     <w:p>
@@ -322,7 +322,7 @@
           <w:sz w:val="20"/>
           <w:szCs w:val="20"/>
         </w:rPr>
-        <w:t xml:space="preserve">Source : AMF, annonce de suppression des commissions de mouvement pour la gestion sous mandat, 31/05/2026.</w:t>
+        <w:t xml:space="preserve">Et pour les mandats conclus AVANT le 1er janvier 2027 — contrats à tacite reconduction compris —, l'interdiction s'applique à partir du 1er janvier 2028. Source : AMF, « Frais : l'AMF annonce la suppression des commissions de mouvement pour la gestion sous mandat », publiée le 4 avril 2025, amf-france.org/fr/actualites-publications/actualites/frais-lamf-annonce-la-suppression-des-commissions-de-mouvement-pour-la-gestion-sous-mandat — adresse ajoutée aux Ressources le 12/09/2026. ⚠️ Corrigé le 12/09/2026 : la leçon datait cette annonce du « 31 mai 2026 » et ne donnait aucune adresse. La page de l'AMF est datée du 4 avril 2025 ; le « 31/05/2026 15:50 » figure en en-tête du PDF de l'AMF et est un horodatage d'impression — le 31 mai 2026 est un dimanche. La date des mandats existants (2028), absente de la leçon, est ajoutée : c'est elle qui concerne Renaud, situation C.</w:t>
       </w:r>
     </w:p>
     <w:p>
@@ -810,7 +810,7 @@
           <w:sz w:val="22"/>
           <w:szCs w:val="22"/>
         </w:rPr>
-        <w:t xml:space="preserve">C → Gestion pilotée sous mandat — mais avec un risque identifié : le profil initial peut ne plus correspondre à sa situation après 5 ans. Il devrait relire et mettre à jour son questionnaire de convenance, car c'est ce document qui encadre légalement les décisions du mandataire.</w:t>
+        <w:t xml:space="preserve">C → Gestion pilotée sous mandat — mais avec un risque identifié : le profil initial peut ne plus correspondre à sa situation après 5 ans. Il devrait relire et mettre à jour son questionnaire de convenance, car c'est ce document qui encadre légalement les décisions du mandataire. Et comme son mandat a été conclu avant le 1er janvier 2027, l'interdiction des commissions de mouvement s'y appliquera au 1er janvier 2028 : sa grille de frais va changer, et il doit attendre une proposition de nouvelle grille de son gestionnaire (ajouté le 12/09/2026).</w:t>
       </w:r>
     </w:p>
     <w:p>
@@ -1004,7 +1004,7 @@
           <w:sz w:val="22"/>
           <w:szCs w:val="22"/>
         </w:rPr>
-        <w:t xml:space="preserve">Scénario B : 30 000 × (1,028)^8 ≈ 30 000 × 1,249 ≈ 37 470 €</w:t>
+        <w:t xml:space="preserve">Scénario B : 30 000 × (1,028)^8 ≈ 30 000 × 1,2472 ≈ 37 417 €   ⚠️ Corrigé le 12/09/2026 : la leçon écrivait « 1,249 ≈ 37 470 € ». Le facteur exact est 1,2472 ; un facteur arrondi de deux millièmes vers le haut déplace le résultat de 53 €.</w:t>
       </w:r>
     </w:p>
     <w:p>
@@ -1023,7 +1023,7 @@
           <w:sz w:val="22"/>
           <w:szCs w:val="22"/>
         </w:rPr>
-        <w:t xml:space="preserve">Écart : environ 4 230 € en faveur du scénario A, soit environ +11 % de capital final en plus</w:t>
+        <w:t xml:space="preserve">Écart : environ 4 280 € en faveur du scénario A (41 693 − 37 417 = 4 276 €), soit environ +11 % de capital final en plus (11,4 %)</w:t>
       </w:r>
     </w:p>
     <w:p>
@@ -2251,7 +2251,7 @@
           <w:sz w:val="20"/>
           <w:szCs w:val="20"/>
         </w:rPr>
-        <w:t xml:space="preserve">  403 anti-robot · page accessible en navigation normale · source officielle AMF/ACPR</w:t>
+        <w:t xml:space="preserve">  403 anti-robot pour le job · page accessible en navigation normale (200, 22 051 caractères utiles au 12/09/2026, citation et trois profils vérifiés présents) · source officielle AMF/ACPR</w:t>
       </w:r>
     </w:p>
     <w:p>
@@ -2284,6 +2284,34 @@
     </w:p>
     <w:p>
       <w:pPr>
+        <w:spacing w:after="70"/>
+      </w:pPr>
+      <w:hyperlink w:history="1" r:id="rIdamfcommissions20260912">
+        <w:r>
+          <w:rPr>
+            <w:rFonts w:ascii="Times New Roman" w:cs="Times New Roman" w:eastAsia="Times New Roman" w:hAnsi="Times New Roman"/>
+            <w:color w:val="1155CC"/>
+            <w:sz w:val="22"/>
+            <w:szCs w:val="22"/>
+            <w:u w:val="single"/>
+          </w:rPr>
+          <w:t xml:space="preserve">AMF — Frais : l'AMF annonce la suppression des commissions de mouvement pour la gestion sous mandat (4 avril 2025)</w:t>
+        </w:r>
+      </w:hyperlink>
+      <w:r>
+        <w:rPr>
+          <w:rFonts w:ascii="Times New Roman" w:cs="Times New Roman" w:eastAsia="Times New Roman" w:hAnsi="Times New Roman"/>
+          <w:i/>
+          <w:iCs/>
+          <w:color w:val="6B7280"/>
+          <w:sz w:val="20"/>
+          <w:szCs w:val="20"/>
+        </w:rPr>
+        <w:t xml:space="preserve">  200 OK · source primaire · AJOUTÉE LE 12/09/2026 : la leçon nommait cette annonce sans adresse et avec une date fausse · 7 722 caractères utiles · porte les deux dates, 1er janvier 2027 (nouveaux mandats) et 1er janvier 2028 (mandats existants)</w:t>
+      </w:r>
+    </w:p>
+    <w:p>
+      <w:pPr>
         <w:spacing w:after="40"/>
       </w:pPr>
       <w:r>
@@ -2468,6 +2496,108 @@
       </w:pPr>
       <w:r>
         <w:t xml:space="preserve"/>
+      </w:r>
+    </w:p>
+    <w:p>
+      <w:pPr>
+        <w:spacing w:after="120" w:before="320"/>
+      </w:pPr>
+      <w:r>
+        <w:rPr>
+          <w:rFonts w:ascii="Times New Roman" w:cs="Times New Roman" w:eastAsia="Times New Roman" w:hAnsi="Times New Roman"/>
+          <w:b/>
+          <w:bCs/>
+          <w:color w:val="1B3A6B"/>
+          <w:sz w:val="28"/>
+          <w:szCs w:val="28"/>
+        </w:rPr>
+        <w:t xml:space="preserve">📝 Journal des corrections — 12 septembre 2026</w:t>
+      </w:r>
+    </w:p>
+    <w:p>
+      <w:pPr>
+        <w:spacing w:after="70"/>
+      </w:pPr>
+      <w:r>
+        <w:rPr>
+          <w:rFonts w:ascii="Times New Roman" w:cs="Times New Roman" w:eastAsia="Times New Roman" w:hAnsi="Times New Roman"/>
+          <w:b/>
+          <w:bCs/>
+          <w:color w:val="1F2937"/>
+          <w:sz w:val="22"/>
+          <w:szCs w:val="22"/>
+        </w:rPr>
+        <w:t xml:space="preserve">Leçon produite et relue le 12/09/2026. QUATRE corrections, fondues dans le texte ; les formulations d'origine sont conservées ici.</w:t>
+      </w:r>
+    </w:p>
+    <w:p>
+      <w:pPr>
+        <w:spacing w:after="70"/>
+      </w:pPr>
+      <w:r>
+        <w:rPr>
+          <w:rFonts w:ascii="Times New Roman" w:cs="Times New Roman" w:eastAsia="Times New Roman" w:hAnsi="Times New Roman"/>
+          <w:color w:val="1F2937"/>
+          <w:sz w:val="22"/>
+          <w:szCs w:val="22"/>
+        </w:rPr>
+        <w:t xml:space="preserve">① Une source nommée, datée, sans adresse — et la date était fausse. La leçon écrivait « L'AMF a annoncé le 31 mai 2026 que les commissions de mouvement… seront interdites pour les nouveaux mandats à partir du 1er janvier 2027 », avec pour toute référence « Source : AMF, annonce…, 31/05/2026 » et aucun lien. Aucune des cinq pages citées ne porte cette annonce. Recherche faite le 12/09/2026 : elle existe, sur amf-france.org, et son contenu est exact — mais elle est PUBLIÉE LE 4 AVRIL 2025. Le « 31/05/2026 » est l'horodatage d'impression qui figure en en-tête du PDF de l'AMF (« 31/05/2026 15:50 Page 1 sur 3 ») : un dimanche. La leçon a pris la date à laquelle quelqu'un a imprimé un document pour la date d'une décision du régulateur, avec quatorze mois d'écart, et l'a présentée comme une nouvelle. L'adresse est ajoutée aux Ressources, la date rectifiée.</w:t>
+      </w:r>
+    </w:p>
+    <w:p>
+      <w:pPr>
+        <w:spacing w:after="70"/>
+      </w:pPr>
+      <w:r>
+        <w:rPr>
+          <w:rFonts w:ascii="Times New Roman" w:cs="Times New Roman" w:eastAsia="Times New Roman" w:hAnsi="Times New Roman"/>
+          <w:color w:val="1F2937"/>
+          <w:sz w:val="22"/>
+          <w:szCs w:val="22"/>
+        </w:rPr>
+        <w:t xml:space="preserve">② La même page contenait ce que la leçon omettait, sur son propre cas. L'AMF précise que l'interdiction s'applique « à partir du 1er janvier 2028 pour les mandats de gestion conclus avant le 1er janvier 2027, y compris les contrats à tacite reconduction ». La leçon ne parlait que des nouveaux mandats. Or sa situation C est Renaud, qui a signé son mandat il y a cinq ans — un mandat existant, concerné en 2028 et non en 2027. Le corrigé le dit désormais.</w:t>
+      </w:r>
+    </w:p>
+    <w:p>
+      <w:pPr>
+        <w:spacing w:after="70"/>
+      </w:pPr>
+      <w:r>
+        <w:rPr>
+          <w:rFonts w:ascii="Times New Roman" w:cs="Times New Roman" w:eastAsia="Times New Roman" w:hAnsi="Times New Roman"/>
+          <w:color w:val="1F2937"/>
+          <w:sz w:val="22"/>
+          <w:szCs w:val="22"/>
+        </w:rPr>
+        <w:t xml:space="preserve">③ Le facteur de l'exercice 2 était arrondi de travers. (1,028)^8 vaut 1,2472 ; la leçon écrivait 1,249, soit 37 470 € au lieu de 37 417 €, et un écart « environ 4 230 € » au lieu de 4 276 €. Cinquante euros sur trente mille — mais 1,2472 n'arrondit pas à 1,249, et c'est précisément la formule que l'exercice demande de maîtriser. Le scénario A (1,3898 → 41 693 €) et la somme de la clause 2 (2,15 %) étaient justes.</w:t>
+      </w:r>
+    </w:p>
+    <w:p>
+      <w:pPr>
+        <w:spacing w:after="70"/>
+      </w:pPr>
+      <w:r>
+        <w:rPr>
+          <w:rFonts w:ascii="Times New Roman" w:cs="Times New Roman" w:eastAsia="Times New Roman" w:hAnsi="Times New Roman"/>
+          <w:color w:val="1F2937"/>
+          <w:sz w:val="22"/>
+          <w:szCs w:val="22"/>
+        </w:rPr>
+        <w:t xml:space="preserve">④ Le libellé de la ressource ABE Infoservice annonçait « 403 anti-robot ». La page répond 200 à un navigateur, avec 22 051 caractères utiles ; la citation et les trois profils que la leçon lui attribue y sont bien. Le 403 ne concernait que l'agent du job. Le libellé le précise, et donne la mesure.</w:t>
+      </w:r>
+    </w:p>
+    <w:p>
+      <w:pPr>
+        <w:spacing w:after="70"/>
+      </w:pPr>
+      <w:r>
+        <w:rPr>
+          <w:rFonts w:ascii="Times New Roman" w:cs="Times New Roman" w:eastAsia="Times New Roman" w:hAnsi="Times New Roman"/>
+          <w:color w:val="1F2937"/>
+          <w:sz w:val="22"/>
+          <w:szCs w:val="22"/>
+        </w:rPr>
+        <w:t xml:space="preserve">Vérifié lors de la relecture et inchangé. Les cinq URL d'origine répondent 200. La citation de La Finance pour Tous sur les frais d'arbitrage est mot pour mot, et sa date « 28 juillet 2025 » est celle de la page. Tout le cadre légal du mandat (loi n° 2023-973, article 35, 24 octobre 2024, décret n° 2024-572) figure sur la page France Épargne, que la leçon qualifie justement de secondaire. La leçon refuse de chiffrer les frais de mandat alors que Calcunet lui offrait une fourchette, déclare fictifs ses rendements et ses clauses, et porte quatre fois l'avertissement de non-conseil : c'est la bonne pratique de ce parcours, et elle est conservée.</w:t>
       </w:r>
     </w:p>
     <w:p>
